--- a/novels/Mutation of the Apocalypse/Chapter_10_Marching_Onward.docx
+++ b/novels/Mutation of the Apocalypse/Chapter_10_Marching_Onward.docx
@@ -4,604 +4,269 @@
   <w:body>
     <w:p>
       <w:pPr>
-        <w:spacing w:before="0" w:after="120"/>
+        <w:pStyle w:val="Heading1"/>
       </w:pPr>
       <w:r>
-        <w:t>The road back to the white building took forty minutes.</w:t>
+        <w:t>Chapter 10: Marching Onward</w:t>
       </w:r>
     </w:p>
     <w:p>
-      <w:pPr>
-        <w:spacing w:before="0" w:after="120"/>
-      </w:pPr>
       <w:r>
-        <w:t>They moved faster than they'd come — fewer stops, fewer kills, mostly avoiding the scattered zombies and saving energy. The mid-afternoon heat sat on the road in visible waves and they both drank from the pouch's supply twice before the building came into sight.</w:t>
+        <w:br/>
+        <w:br/>
+        <w:t>The zombies noticed Lucas, turning to him, even the leader. The leader could command, but it wasn't super smart. It used the lower-level zombies to protect it, kind of like servants guarding a king in the animal world.</w:t>
+        <w:br/>
+        <w:br/>
+        <w:br/>
+        <w:t>A scream came from behind Lucas, making the lower-level zombies look at Lucy. They went for her. Even though she was scared, Lucy held her katana tight, unsheathed it, and swung it in a big circle, cutting through the zombies' chests and knocking them down. She lifted her katana, heavy as it was, and brought it down on each zombie's neck.</w:t>
+        <w:br/>
+        <w:br/>
+        <w:br/>
+        <w:t>The quick hits cut off the zombies' heads, and a voice echoed in her head.</w:t>
+        <w:br/>
+        <w:br/>
+        <w:br/>
+        <w:t>---</w:t>
+        <w:br/>
+        <w:br/>
+        <w:br/>
+        <w:t>[Level 1 Zombie Killed, Awarding 50 Exp!]</w:t>
+        <w:br/>
+        <w:br/>
+        <w:br/>
+        <w:t>[Level 1 Zombie Killed, Awarding 50 Exp!]</w:t>
+        <w:br/>
+        <w:br/>
+        <w:br/>
+        <w:t>[Level 1 Zombie Killed, Awarding 50 Exp!]</w:t>
+        <w:br/>
+        <w:br/>
+        <w:br/>
+        <w:t>[Received 15 Coins!]</w:t>
+        <w:br/>
+        <w:br/>
+        <w:br/>
+        <w:t>[Leveling Exp Reach: 190/100!]</w:t>
+        <w:br/>
+        <w:br/>
+        <w:br/>
+        <w:t>[Leveling Up: Level 3!]</w:t>
+        <w:br/>
+        <w:br/>
+        <w:br/>
+        <w:t>[Receiving 2 Stat Points and 1 Skill Point!]</w:t>
+        <w:br/>
+        <w:br/>
+        <w:br/>
+        <w:t>---</w:t>
+        <w:br/>
+        <w:br/>
+        <w:br/>
+        <w:t>Lucy felt so much better when she heard the noises and got the messages. Her katana dropped from her hand with a clatter. She fell to the ground, super tired, her arm hurting badly. She felt weak, breathing hard, and her vision got a bit dark for a second.</w:t>
+        <w:br/>
+        <w:br/>
+        <w:br/>
+        <w:t>At the same time, Lucas saw some low-level zombies going for Lucy. Fast, he threw his spear at the level two zombie and pulled out his dagger, sticking it in the zombie's eye. He twisted the dagger and pulled it out, using the zombie being messed up to get his spear back.</w:t>
+        <w:br/>
+        <w:br/>
+        <w:br/>
+        <w:t>He swiftly pressed down on the zombie's jaw with his shoe to prevent any biting mischief and hurled his spear at one of the approaching seven undead, piercing it right through the nose. Despite the weight, he seized a nearby car door and flung it at two zombies, rendering them immobile. Retrieving his spear, Lucas launched it once more, this time nailing the head of one of the remaining three zombies.</w:t>
+        <w:br/>
+        <w:br/>
+        <w:br/>
+        <w:t>The level one zombie was slow, so Lucas acted quickly. He stabbed his dagger into its forehead and used his arm guard to block the second zombie's bite. He kept doing his fast takedowns. He kicked the zombie that bit his arm guard, and while it pulled back, Lucas jumped and stabbed his dagger into its eyebrow, making it stop moving.</w:t>
+        <w:br/>
+        <w:br/>
+        <w:br/>
+        <w:t>He turned back to the other zombies, still stuck under the car doors. Lucas took them out one by one with his dagger, doing it carefully.</w:t>
+        <w:br/>
+        <w:br/>
+        <w:br/>
+        <w:t>---</w:t>
+        <w:br/>
+        <w:br/>
+        <w:br/>
+        <w:t>[Level 2 Zombie Killed, Awarding 100 Exp!]</w:t>
+        <w:br/>
+        <w:br/>
+        <w:br/>
+        <w:t>[Level 1 Zombie Killed, Awarding 50 Exp!]</w:t>
+        <w:br/>
+        <w:br/>
+        <w:br/>
+        <w:t>[Level 1 Zombie Killed, Awarding 50 Exp!]</w:t>
+        <w:br/>
+        <w:br/>
+        <w:br/>
+        <w:t>[Level 1 Zombie Killed, Awarding 50 Exp!]</w:t>
+        <w:br/>
+        <w:br/>
+        <w:br/>
+        <w:t>[Level 1 Zombie Killed, Awarding 50 Exp!]</w:t>
+        <w:br/>
+        <w:br/>
+        <w:br/>
+        <w:t>[Level 1 Zombie Killed, Awarding 50 Exp!]</w:t>
+        <w:br/>
+        <w:br/>
+        <w:br/>
+        <w:t>[Level 1 Zombie Killed, Awarding 50 Exp!]</w:t>
+        <w:br/>
+        <w:br/>
+        <w:br/>
+        <w:t>[Level 1 Zombie Killed, Awarding 50 Exp!]</w:t>
+        <w:br/>
+        <w:t>The narrative has been taken without permission. Report any sightings.</w:t>
+        <w:br/>
+        <w:br/>
+        <w:br/>
+        <w:t>[Received 35 Coins!]</w:t>
+        <w:br/>
+        <w:br/>
+        <w:br/>
+        <w:t>---</w:t>
+        <w:br/>
+        <w:br/>
+        <w:br/>
+        <w:t>Amidst the beeps of the system notifications, Lucas checked his arm where he got bitten. His skin wasn't broken, and his arm guard was fine. It must be the arm guard that saved him; otherwise, he'd be a zombie now. The wound seemed to be healing, and that made him feel relieved. Even though everything was crazy, it all happened super-fast.</w:t>
+        <w:br/>
+        <w:br/>
+        <w:br/>
+        <w:t>Lucas looked at Lucy and saw she was okay. He smiled warmly, and Lucy smiled back, waving. At that moment, Lucas thought, 'Having someone with me makes this world less lonely and scary.'</w:t>
+        <w:br/>
+        <w:br/>
+        <w:br/>
+        <w:t>They took a moment to catch their breath, sitting on a nearby overturned car. Lucy was still recovering from her intense battle with the zombies. Lucas checked his arm again, making sure there were no surprises from the zombie bite.</w:t>
+        <w:br/>
+        <w:br/>
+        <w:br/>
+        <w:t>“You did great back there,” Lucas complimented Lucy, breaking the brief silence.</w:t>
+        <w:br/>
+        <w:br/>
+        <w:br/>
+        <w:t>Lucy chuckled, a mix of relief and tension in her voice. “Thanks, I guess. I never thought I'd be slicing through zombies when I woke up this morning.”</w:t>
+        <w:br/>
+        <w:br/>
+        <w:br/>
+        <w:t>Feeling drained, Lucas rose and approached Lucy, extending his hand.</w:t>
+        <w:br/>
+        <w:br/>
+        <w:br/>
+        <w:t>“Our stamina is quite low right now. Do you think there might be a skill related to stamina?” he asked.</w:t>
+        <w:br/>
+        <w:br/>
+        <w:br/>
+        <w:t>Taking his hand, Lucy responded, “I'm not sure, but I feel like the increase in my strength by four points is making it easier to control the katana weight.”</w:t>
+        <w:br/>
+        <w:br/>
+        <w:br/>
+        <w:t>Lucas nodded and gave her his water bottle. “Drink this. Next time, we should prioritize investing in strength,” he suggested. The water wasn't cold, but it was refreshing.</w:t>
+        <w:br/>
+        <w:br/>
+        <w:br/>
+        <w:t>“Let's move on. The sun is setting,” Lucas remarked, gazing at the orange sky. Even in the apocalypse, he marveled at the beauty of the sun's rays.</w:t>
+        <w:br/>
+        <w:br/>
+        <w:br/>
+        <w:t>“It's quite stunning, isn't it?” he added, captivated by the sight.</w:t>
+        <w:br/>
+        <w:br/>
+        <w:br/>
+        <w:t>“Yes, amidst this chaos, the sun and moon seem undisturbed,” Lucy agreed, her gaze fixed on the vibrant sky.</w:t>
+        <w:br/>
+        <w:br/>
+        <w:br/>
+        <w:t>***</w:t>
+        <w:br/>
+        <w:br/>
+        <w:br/>
+        <w:t>January 24, 2029</w:t>
+        <w:br/>
+        <w:br/>
+        <w:br/>
+        <w:t>“Lucy! Lucy! Wake up!” a voice urgently called, interrupting Lucy's attempt to drift back to sleep.</w:t>
+        <w:br/>
+        <w:br/>
+        <w:br/>
+        <w:t>“What's the time?” she groggily inquired.</w:t>
+        <w:br/>
+        <w:br/>
+        <w:br/>
+        <w:t>“It's nearly 10 am,” came the reply.</w:t>
+        <w:br/>
+        <w:br/>
+        <w:br/>
+        <w:t>“I can't believe I managed a full eight-hour sleep in this apocalypse,” Lucy mumbled, still half-asleep.</w:t>
+        <w:br/>
+        <w:br/>
+        <w:br/>
+        <w:t>“You were probably just that exhausted,” Lucas explained.</w:t>
+        <w:br/>
+        <w:br/>
+        <w:br/>
+        <w:t>The previous day, after looking around for a safe place to spend the night, they found an empty internet café. Given the circumstances, every building could be considered empty, so the idea of trespassing didn't matter much.</w:t>
+        <w:br/>
+        <w:br/>
+        <w:br/>
+        <w:t>“Last night, you insisted I sleep first. That's likely why you managed such a long rest,” the voice further explained.</w:t>
+        <w:br/>
+        <w:br/>
+        <w:br/>
+        <w:t>“Well, considering you were practically on the verge of collapsing, I figured you needed rest more urgently. After all, I only handled three zombies while you took care of eight,” Lucy responded, her tone showing her logic was solid.</w:t>
+        <w:br/>
+        <w:br/>
+        <w:br/>
+        <w:t>“Alright, alright. I concede. I can't really argue against that,” the voice gave in, helping Lucy to her feet.</w:t>
+        <w:br/>
+        <w:br/>
+        <w:br/>
+        <w:t>“You can freshen up in the bathroom first. I'll wait. I checked last night, and the water supply seems intact,” the voice offered.</w:t>
+        <w:br/>
+        <w:br/>
+        <w:br/>
+        <w:t>Amused by the situation, Lucy grinned and made her way to the bathroom.</w:t>
+        <w:br/>
+        <w:br/>
+        <w:br/>
+        <w:t>“So, where should we head next?” Lucy questioned; her gaze fixed on Lucas.</w:t>
+        <w:br/>
+        <w:br/>
+        <w:br/>
+        <w:t>“Let's follow the direction of the screams we heard yesterday. There might be survivors in that direction or, at the very least, a considerable number of zombies to eliminate,” Lucas suggested.</w:t>
+        <w:br/>
+        <w:br/>
+        <w:br/>
+        <w:t>“You seem to have developed a fondness for zombie hunting, and I'm starting to catch that bug, too,” Lucy remarked, considering the experience points they had been accumulating. The memory of the frightened girl's screams and the trembling boy from a few days back seemed to have faded, replaced by a growing immunity to the act of killing zombies.</w:t>
+        <w:br/>
+        <w:br/>
+        <w:br/>
+        <w:t>“You know what they say; once you've killed one, you can do it again and again,” Lucas stated.</w:t>
+        <w:br/>
+        <w:br/>
+        <w:br/>
+        <w:t>“It's like facing a fear; once you confront it a few times, it loses its grip on you,” Lucy added, realizing how their attitudes had shifted.</w:t>
+        <w:br/>
+        <w:br/>
+        <w:br/>
+        <w:t>As they stood on the outskirts of the country's fourth most populated city, they were surrounded by zombies, though still positioned on the city's outer rim. The more densely populated heart of the city was yet to be explored.</w:t>
+        <w:br/>
+        <w:br/>
+        <w:br/>
+        <w:t>“Lucy?” Lucas's voice pulled her attention back.</w:t>
+        <w:br/>
+        <w:br/>
+        <w:br/>
+        <w:t>“Huh? What is it?” she asked, tilting her head in curiosity.</w:t>
+        <w:br/>
+        <w:br/>
       </w:r>
     </w:p>
-    <w:p>
-      <w:pPr>
-        <w:spacing w:before="0" w:after="120"/>
-      </w:pPr>
-      <w:r>
-        <w:t>Inside, Lucas checked the system notification he'd been holding off.</w:t>
-      </w:r>
-    </w:p>
-    <w:p>
-      <w:pPr>
-        <w:spacing w:before="0" w:after="0"/>
-      </w:pPr>
-      <w:r>
-        <w:t>---</w:t>
-      </w:r>
-    </w:p>
-    <w:p>
-      <w:pPr>
-        <w:spacing w:before="0" w:after="0"/>
-      </w:pPr>
-      <w:r>
-        <w:t>Level 10 Reached!</w:t>
-      </w:r>
-    </w:p>
-    <w:p>
-      <w:pPr>
-        <w:spacing w:before="0" w:after="0"/>
-      </w:pPr>
-      <w:r>
-        <w:t>Class Change Building Now Available!</w:t>
-      </w:r>
-    </w:p>
-    <w:p>
-      <w:pPr>
-        <w:spacing w:before="0" w:after="0"/>
-      </w:pPr>
-      <w:r>
-        <w:t>---</w:t>
-      </w:r>
-    </w:p>
-    <w:p>
-      <w:pPr>
-        <w:spacing w:before="0" w:after="120"/>
-      </w:pPr>
-      <w:r>
-        <w:t>He pressed the button on the black table.</w:t>
-      </w:r>
-    </w:p>
-    <w:p>
-      <w:pPr>
-        <w:spacing w:before="0" w:after="0"/>
-      </w:pPr>
-      <w:r>
-        <w:t>---</w:t>
-      </w:r>
-    </w:p>
-    <w:p>
-      <w:pPr>
-        <w:spacing w:before="0" w:after="0"/>
-      </w:pPr>
-      <w:r>
-        <w:t>Welcome to the Class Change Building!</w:t>
-      </w:r>
-    </w:p>
-    <w:p>
-      <w:pPr>
-        <w:spacing w:before="0" w:after="0"/>
-      </w:pPr>
-      <w:r>
-        <w:t>Requirements met.</w:t>
-      </w:r>
-    </w:p>
-    <w:p>
-      <w:pPr>
-        <w:spacing w:before="0" w:after="0"/>
-      </w:pPr>
-      <w:r>
-        <w:t>Current Level: 10</w:t>
-      </w:r>
-    </w:p>
-    <w:p>
-      <w:pPr>
-        <w:spacing w:before="0" w:after="0"/>
-      </w:pPr>
-      <w:r>
-        <w:t>Select your class or insert a Class Scroll to override selection.</w:t>
-      </w:r>
-    </w:p>
-    <w:p>
-      <w:pPr>
-        <w:spacing w:before="0" w:after="0"/>
-      </w:pPr>
-      <w:r>
-        <w:t>---</w:t>
-      </w:r>
-    </w:p>
-    <w:p>
-      <w:pPr>
-        <w:spacing w:before="0" w:after="120"/>
-      </w:pPr>
-      <w:r>
-        <w:t>He looked at the class options. The system offered a list: Warrior, Mage, Archer, Rogue, Healer, and others below those. Each had a brief description. He read through them. Warrior was the obvious choice for someone who'd been fighting with a spear for four days. Mage was described as "ranged elemental damage." He didn't know what his element was.</w:t>
-      </w:r>
-    </w:p>
-    <w:p>
-      <w:pPr>
-        <w:spacing w:before="0" w:after="120"/>
-      </w:pPr>
-      <w:r>
-        <w:t>He pressed Mage.</w:t>
-      </w:r>
-    </w:p>
-    <w:p>
-      <w:pPr>
-        <w:spacing w:before="0" w:after="120"/>
-      </w:pPr>
-      <w:r>
-        <w:t>A second prompt: Select your element. Fire, Ice, Lightning, Earth, Wind, Water.</w:t>
-      </w:r>
-    </w:p>
-    <w:p>
-      <w:pPr>
-        <w:spacing w:before="0" w:after="120"/>
-      </w:pPr>
-      <w:r>
-        <w:t>His hands warmed slightly. He was still holding the Fire Ring that he'd gotten three days ago and never put down. He looked at his hand and thought about the way he felt in the heat, which was fine — he'd worked construction sites in the hottest months without much difficulty. He thought about cold, which he'd always found harder. Thin blankets in winter, cracked hands from cold lake water.</w:t>
-      </w:r>
-    </w:p>
-    <w:p>
-      <w:pPr>
-        <w:spacing w:before="0" w:after="120"/>
-      </w:pPr>
-      <w:r>
-        <w:t>He pressed Fire.</w:t>
-      </w:r>
-    </w:p>
-    <w:p>
-      <w:pPr>
-        <w:spacing w:before="0" w:after="0"/>
-      </w:pPr>
-      <w:r>
-        <w:t>---</w:t>
-      </w:r>
-    </w:p>
-    <w:p>
-      <w:pPr>
-        <w:spacing w:before="0" w:after="0"/>
-      </w:pPr>
-      <w:r>
-        <w:t>God of Fire and Heat Class! Use a Soki Class Scroll for the God of Fire and Heat class, or continue with the standard Mage (Fire) selection.</w:t>
-      </w:r>
-    </w:p>
-    <w:p>
-      <w:pPr>
-        <w:spacing w:before="0" w:after="0"/>
-      </w:pPr>
-      <w:r>
-        <w:t>---</w:t>
-      </w:r>
-    </w:p>
-    <w:p>
-      <w:pPr>
-        <w:spacing w:before="0" w:after="120"/>
-      </w:pPr>
-      <w:r>
-        <w:t>He stopped.</w:t>
-      </w:r>
-    </w:p>
-    <w:p>
-      <w:pPr>
-        <w:spacing w:before="0" w:after="120"/>
-      </w:pPr>
-      <w:r>
-        <w:t>There was a class called God of Fire and Heat. He didn't have a Soki Class Scroll. He pressed the standard option.</w:t>
-      </w:r>
-    </w:p>
-    <w:p>
-      <w:pPr>
-        <w:spacing w:before="0" w:after="120"/>
-      </w:pPr>
-      <w:r>
-        <w:t>The building lit up.</w:t>
-      </w:r>
-    </w:p>
-    <w:p>
-      <w:pPr>
-        <w:spacing w:before="0" w:after="120"/>
-      </w:pPr>
-      <w:r>
-        <w:t>A robe materialized on the table — Fire Robe, Legendary, and beside it a sword, Steel Jian, Rare. He picked both up. The robe was red-gold, heavier than it looked, and fit over his shoulders exactly right, which was strange because it had appeared out of nowhere and hadn't been measured for him.</w:t>
-      </w:r>
-    </w:p>
-    <w:p>
-      <w:pPr>
-        <w:spacing w:before="0" w:after="0"/>
-      </w:pPr>
-      <w:r>
-        <w:t>---</w:t>
-      </w:r>
-    </w:p>
-    <w:p>
-      <w:pPr>
-        <w:spacing w:before="0" w:after="0"/>
-      </w:pPr>
-      <w:r>
-        <w:t>Achievement Unlocked!</w:t>
-      </w:r>
-    </w:p>
-    <w:p>
-      <w:pPr>
-        <w:spacing w:before="0" w:after="0"/>
-      </w:pPr>
-      <w:r>
-        <w:t>[Silver] Class Change in One Week!</w:t>
-      </w:r>
-    </w:p>
-    <w:p>
-      <w:pPr>
-        <w:spacing w:before="0" w:after="0"/>
-      </w:pPr>
-      <w:r>
-        <w:t>Reward: Zombie Resistance Vambrace (1/3) [Rare]</w:t>
-      </w:r>
-    </w:p>
-    <w:p>
-      <w:pPr>
-        <w:spacing w:before="0" w:after="0"/>
-      </w:pPr>
-      <w:r>
-        <w:t>---</w:t>
-      </w:r>
-    </w:p>
-    <w:p>
-      <w:pPr>
-        <w:spacing w:before="0" w:after="120"/>
-      </w:pPr>
-      <w:r>
-        <w:t>Another vambrace, same type as the one from the class change building achievement. He had one already, with 3 charges intact. This new one had 1/3. He put both in the pouch.</w:t>
-      </w:r>
-    </w:p>
-    <w:p>
-      <w:pPr>
-        <w:spacing w:before="0" w:after="120"/>
-      </w:pPr>
-      <w:r>
-        <w:t>Lucy stood beside him, reading her own class options.</w:t>
-      </w:r>
-    </w:p>
-    <w:p>
-      <w:pPr>
-        <w:spacing w:before="0" w:after="120"/>
-      </w:pPr>
-      <w:r>
-        <w:t>"I'm getting Ice," she said.</w:t>
-      </w:r>
-    </w:p>
-    <w:p>
-      <w:pPr>
-        <w:spacing w:before="0" w:after="120"/>
-      </w:pPr>
-      <w:r>
-        <w:t>"What made you decide?"</w:t>
-      </w:r>
-    </w:p>
-    <w:p>
-      <w:pPr>
-        <w:spacing w:before="0" w:after="120"/>
-      </w:pPr>
-      <w:r>
-        <w:t>"I like being cold." She pressed her selection. The building lit up again. A different robe appeared — the Snow Robe, Legendary, and an earring with a small frost-colored crystal. "The earring does something." She checked the system. "Icicle ability. Three uses per day. Creates a — oh."</w:t>
-      </w:r>
-    </w:p>
-    <w:p>
-      <w:pPr>
-        <w:spacing w:before="0" w:after="120"/>
-      </w:pPr>
-      <w:r>
-        <w:t>"What."</w:t>
-      </w:r>
-    </w:p>
-    <w:p>
-      <w:pPr>
-        <w:spacing w:before="0" w:after="120"/>
-      </w:pPr>
-      <w:r>
-        <w:t>"It creates a sharp icicle I can throw or place." She looked at the earring in her hand, then at him. "That's actually useful."</w:t>
-      </w:r>
-    </w:p>
-    <w:p>
-      <w:pPr>
-        <w:spacing w:before="0" w:after="120"/>
-      </w:pPr>
-      <w:r>
-        <w:t>"Your vambrace is a second charge now," he said. "You had none before."</w:t>
-      </w:r>
-    </w:p>
-    <w:p>
-      <w:pPr>
-        <w:spacing w:before="0" w:after="120"/>
-      </w:pPr>
-      <w:r>
-        <w:t>She put the earring on. "We both have legendary robes and neither of them are practical in this climate."</w:t>
-      </w:r>
-    </w:p>
-    <w:p>
-      <w:pPr>
-        <w:spacing w:before="0" w:after="120"/>
-      </w:pPr>
-      <w:r>
-        <w:t>"They might be defensive."</w:t>
-      </w:r>
-    </w:p>
-    <w:p>
-      <w:pPr>
-        <w:spacing w:before="0" w:after="120"/>
-      </w:pPr>
-      <w:r>
-        <w:t>She checked. "Fire Robe: fire immunity, magma immunity, heat immunity, decreases ice damage by 50%." She looked at him. "You live in a tropical country."</w:t>
-      </w:r>
-    </w:p>
-    <w:p>
-      <w:pPr>
-        <w:spacing w:before="0" w:after="120"/>
-      </w:pPr>
-      <w:r>
-        <w:t>"Yes." He looked at his own robe. It was hot. "I know."</w:t>
-      </w:r>
-    </w:p>
-    <w:p>
-      <w:pPr>
-        <w:spacing w:before="0" w:after="120"/>
-      </w:pPr>
-      <w:r>
-        <w:t>She made a sound somewhere between a laugh and a sigh. She checked her Snow Robe. "Mine is ice immunity, cold immunity, decreases fire damage by 50%." She looked at him. "We're both immune to the wrong thing."</w:t>
-      </w:r>
-    </w:p>
-    <w:p>
-      <w:pPr>
-        <w:spacing w:before="0" w:after="120"/>
-      </w:pPr>
-      <w:r>
-        <w:t>"The equipment is the equipment." He folded the fire robe and put it back on. It was going to be warm but it was armor and he didn't know what else was out there. "We should practice the new gear. Figure out what the Steel Jian does versus the spear."</w:t>
-      </w:r>
-    </w:p>
-    <w:p>
-      <w:pPr>
-        <w:spacing w:before="0" w:after="120"/>
-      </w:pPr>
-      <w:r>
-        <w:t>He held the jian. It was heavier than the dagger, lighter than the spear, and it balanced differently in his hand. He made two cuts with it against the air. The blade sang with each swing, a clean, low sound. He'd never trained with a sword formally. He'd held construction tools and a fishing spear and now this. He'd learn by using it.</w:t>
-      </w:r>
-    </w:p>
-    <w:p>
-      <w:pPr>
-        <w:spacing w:before="0" w:after="120"/>
-      </w:pPr>
-      <w:r>
-        <w:t>"The earring feels cold," Lucy said, touching it. "Like there's ice inside it."</w:t>
-      </w:r>
-    </w:p>
-    <w:p>
-      <w:pPr>
-        <w:spacing w:before="0" w:after="120"/>
-      </w:pPr>
-      <w:r>
-        <w:t>"How many charges?"</w:t>
-      </w:r>
-    </w:p>
-    <w:p>
-      <w:pPr>
-        <w:spacing w:before="0" w:after="120"/>
-      </w:pPr>
-      <w:r>
-        <w:t>"Three per day." She looked at the tiles on the floor. Three more had gone dark while they were in the building, which meant three more people in the world had done their class change in the last hour. "We should figure out what happens next."</w:t>
-      </w:r>
-    </w:p>
-    <w:p>
-      <w:pPr>
-        <w:spacing w:before="0" w:after="120"/>
-      </w:pPr>
-      <w:r>
-        <w:t>"We push into the city," Lucas said. "More EXP. We're both going to need a lot more before we're actually useful."</w:t>
-      </w:r>
-    </w:p>
-    <w:p>
-      <w:pPr>
-        <w:spacing w:before="0" w:after="120"/>
-      </w:pPr>
-      <w:r>
-        <w:t>She looked at the dark tiles. "Do you think anyone else is nearby? Doing what we're doing?"</w:t>
-      </w:r>
-    </w:p>
-    <w:p>
-      <w:pPr>
-        <w:spacing w:before="0" w:after="120"/>
-      </w:pPr>
-      <w:r>
-        <w:t>He thought about the tiles. Three people in the last hour, somewhere. Close or far, he had no way to tell. "Possible."</w:t>
-      </w:r>
-    </w:p>
-    <w:p>
-      <w:pPr>
-        <w:spacing w:before="0" w:after="120"/>
-      </w:pPr>
-      <w:r>
-        <w:t>"Should we look for them?"</w:t>
-      </w:r>
-    </w:p>
-    <w:p>
-      <w:pPr>
-        <w:spacing w:before="0" w:after="120"/>
-      </w:pPr>
-      <w:r>
-        <w:t>He considered that for a moment. The honest answer was that he didn't know. Three days ago he'd have said no — his entire experience of the apocalypse had been about individuals or pairs, and the one group he'd heard about secondhand, the people at the KTV party who'd watched their friends turn, hadn't seemed like a safe encounter. The hotel survivors they'd seen from a distance on the way back today looked organized. Which could mean useful. Which could also mean territorial and armed.</w:t>
-      </w:r>
-    </w:p>
-    <w:p>
-      <w:pPr>
-        <w:spacing w:before="0" w:after="120"/>
-      </w:pPr>
-      <w:r>
-        <w:t>The tiles showed people were still changing class. Still alive, still playing. Some of them were near — had to be, if the building registered them this fast.</w:t>
-      </w:r>
-    </w:p>
-    <w:p>
-      <w:pPr>
-        <w:spacing w:before="0" w:after="120"/>
-      </w:pPr>
-      <w:r>
-        <w:t>"Maybe," he said. "Not actively. If we cross paths."</w:t>
-      </w:r>
-    </w:p>
-    <w:p>
-      <w:pPr>
-        <w:spacing w:before="0" w:after="120"/>
-      </w:pPr>
-      <w:r>
-        <w:t>She didn't argue with that.</w:t>
-      </w:r>
-    </w:p>
-    <w:p>
-      <w:pPr>
-        <w:spacing w:before="0" w:after="120"/>
-      </w:pPr>
-      <w:r>
-        <w:t>The class change had also given him 6 unallocated stat points that appeared in the system when the class registered. He'd put 3 into strength and 3 into intelligence. Strength to 27. Intelligence to 28. He'd been wanting to push intelligence up since he noticed that his Int score was already above average and didn't know what that meant for his class abilities. Fire class was elemental — it probably scaled with intelligence.</w:t>
-      </w:r>
-    </w:p>
-    <w:p>
-      <w:pPr>
-        <w:spacing w:before="0" w:after="120"/>
-      </w:pPr>
-      <w:r>
-        <w:t>He also had five unread skill books from a locked compartment in the building that had opened when they changed class. Black covers, all of them, with no text visible on the outside. The system notation on them read "##### rank #####" for every field — rank, type, name, description, all replaced with hash marks. He couldn't read them, couldn't appraise them, and couldn't determine what they were for or when they'd unlock. He'd tried the appraisal magnifier. He'd tried the verbal system command. He'd tried holding one open and pressing the button on the black table.</w:t>
-      </w:r>
-    </w:p>
-    <w:p>
-      <w:pPr>
-        <w:spacing w:before="0" w:after="120"/>
-      </w:pPr>
-      <w:r>
-        <w:t>Nothing. Hash marks every time.</w:t>
-      </w:r>
-    </w:p>
-    <w:p>
-      <w:pPr>
-        <w:spacing w:before="0" w:after="120"/>
-      </w:pPr>
-      <w:r>
-        <w:t>Lucy had five as well. She'd tried everything: verbal commands, touching them, trying to appraise them with her own items. Same result. Hash marks.</w:t>
-      </w:r>
-    </w:p>
-    <w:p>
-      <w:pPr>
-        <w:spacing w:before="0" w:after="120"/>
-      </w:pPr>
-      <w:r>
-        <w:t>"They're locked," she said. "But by what condition?"</w:t>
-      </w:r>
-    </w:p>
-    <w:p>
-      <w:pPr>
-        <w:spacing w:before="0" w:after="120"/>
-      </w:pPr>
-      <w:r>
-        <w:t>"Don't know."</w:t>
-      </w:r>
-    </w:p>
-    <w:p>
-      <w:pPr>
-        <w:spacing w:before="0" w:after="120"/>
-      </w:pPr>
-      <w:r>
-        <w:t>"Level requirement?"</w:t>
-      </w:r>
-    </w:p>
-    <w:p>
-      <w:pPr>
-        <w:spacing w:before="0" w:after="120"/>
-      </w:pPr>
-      <w:r>
-        <w:t>"Probably. Or class-specific, or some other gate we haven't hit yet." He put his five in the pouch. "Keep them."</w:t>
-      </w:r>
-    </w:p>
-    <w:p>
-      <w:pPr>
-        <w:spacing w:before="0" w:after="120"/>
-      </w:pPr>
-      <w:r>
-        <w:t>She stacked hers in her jacket pocket. Her jacket was full — the Snow Robe was bulky and the earring was on her left ear and the katana was sheathed across her back now, which she'd rigged from a torn curtain she'd found in a building two blocks back.</w:t>
-      </w:r>
-    </w:p>
-    <w:p>
-      <w:pPr>
-        <w:spacing w:before="0" w:after="120"/>
-      </w:pPr>
-      <w:r>
-        <w:t>He picked up the jian and tested its weight one more time. Outside, the afternoon was still bright and the city was still full of zombies, and he had a new weapon and a class he hadn't tested and no real idea what to do with either of them yet.</w:t>
-      </w:r>
-    </w:p>
-    <w:p>
-      <w:pPr>
-        <w:spacing w:before="0" w:after="120"/>
-      </w:pPr>
-      <w:r>
-        <w:t>"Tomorrow?" he asked.</w:t>
-      </w:r>
-    </w:p>
-    <w:p>
-      <w:pPr>
-        <w:spacing w:before="0" w:after="120"/>
-      </w:pPr>
-      <w:r>
-        <w:t>"Tonight," Lucy said. "We go back in tonight."</w:t>
-      </w:r>
-    </w:p>
-    <w:p>
-      <w:pPr>
-        <w:spacing w:before="0" w:after="120"/>
-      </w:pPr>
-      <w:r>
-        <w:t>He looked at her. She had the earring on and the Snow Robe folded under one arm, and her face had the same flat-forward expression he'd been watching develop over four days: past the worst of the fear, into the part where she moved anyway.</w:t>
-      </w:r>
-    </w:p>
-    <w:p>
-      <w:pPr>
-        <w:spacing w:before="0" w:after="120"/>
-      </w:pPr>
-      <w:r>
-        <w:t>"Tonight," he agreed, and they went to eat something first.</w:t>
-      </w:r>
-    </w:p>
-    <w:p>
-      <w:pPr>
-        <w:spacing w:before="0" w:after="120"/>
-      </w:pPr>
-      <w:r>
-        <w:t>They had 50 Coins between them, their first class skills, and two legendary robes that were completely useless in the heat. She had a katana and an ice earring, and he had a steel jian he still didn't know how to use properly and a Fire Ring with two blast charges per day. He had three uses of Hurricane Leap daily, one Spiral.</w:t>
-      </w:r>
-    </w:p>
-    <w:p>
-      <w:pPr>
-        <w:spacing w:before="0" w:after="120"/>
-      </w:pPr>
-      <w:r>
-        <w:t>That was the inventory. He ran through it in his head while he ate, the way he'd always counted supplies on the construction site at the end of a day — what do you have, what does it cost to use, how do you make it last.</w:t>
-      </w:r>
-    </w:p>
-    <w:p>
-      <w:pPr>
-        <w:spacing w:before="0" w:after="120"/>
-      </w:pPr>
-      <w:r>
-        <w:t>It was the best-equipped he'd been since the apocalypse started.</w:t>
-      </w:r>
-    </w:p>
-    <w:p>
-      <w:pPr>
-        <w:spacing w:before="0" w:after="120"/>
-      </w:pPr>
-      <w:r>
-        <w:t>He kept that perspective and went to check the road.</w:t>
-      </w:r>
-    </w:p>
+    <w:sectPr>
+      <w:pgSz w:w="12240" w:h="15840"/>
+      <w:pgMar w:top="1440" w:right="1800" w:bottom="1440" w:left="1800" w:header="720" w:footer="720" w:gutter="0"/>
+      <w:cols w:space="720"/>
+      <w:docGrid w:linePitch="360"/>
+    </w:sectPr>
   </w:body>
 </w:document>
 </file>
